--- a/BAOZI STORE APOLLO.docx
+++ b/BAOZI STORE APOLLO.docx
@@ -318,7 +318,7 @@
         <w:jc w:val="both"/>
       </w:pPr>
       <w:r>
-        <w:t>O diagrama apresenta o ator principal, Usuário da API, e as operações realizadas nas entidades Cliente, Produto e Pedido. Além das operações obrigatórias, a atualização por PUT foi implementada como recurso adicional.</w:t>
+        <w:t>O diagrama apresenta o ator principal, Usuário da API, e as operações realizadas nas entidades Cliente, Produto e Pedido. Além das operações obrigatórias, a atualização por PUT foi implementada como recurso adicional. Para melhorar a legibilidade, o mesmo ator é representado graficamente junto a cada grupo de funcionalidades, sem alterar seu papel no sistema.</w:t>
       </w:r>
     </w:p>
     <w:p>
